--- a/docs/crmga_CRM_Functional_Screen_Spec.docx
+++ b/docs/crmga_CRM_Functional_Screen_Spec.docx
@@ -24,10 +24,10 @@
       <w:r>
         <w:rPr>
           <w:color w:val="2E74B5"/>
-          <w:sz w:val="40"/>
-          <w:szCs w:val="40"/>
+          <w:sz w:val="30"/>
+          <w:szCs w:val="30"/>
         </w:rPr>
-        <w:t xml:space="preserve">Multi-Tenant SaaS CRM</w:t>
+        <w:t xml:space="preserve">CRM — single-tenant first, multi-tenant SaaS in the final phase</w:t>
       </w:r>
     </w:p>
     <w:p>
@@ -179,7 +179,7 @@
                 <w:sz w:val="18"/>
                 <w:szCs w:val="18"/>
               </w:rPr>
-              <w:t xml:space="preserve">Multi-tenant SaaS CRM for immigration consultancies (Laravel 11 + Filament 3)</w:t>
+              <w:t xml:space="preserve">CRM for immigration consultancies (Laravel 11 + Filament 3)</w:t>
             </w:r>
           </w:p>
         </w:tc>
@@ -225,7 +225,7 @@
                 <w:sz w:val="18"/>
                 <w:szCs w:val="18"/>
               </w:rPr>
-              <w:t xml:space="preserve">One customer company = one tenant = its own database</w:t>
+              <w:t xml:space="preserve">Built and launched single-tenant; converted to database-per-tenant SaaS in the final phase (Phase 8). The launch database becomes the first company’s database.</w:t>
             </w:r>
           </w:p>
         </w:tc>
@@ -248,6 +248,51 @@
                 <w:sz w:val="18"/>
                 <w:szCs w:val="18"/>
               </w:rPr>
+              <w:t xml:space="preserve">Team</w:t>
+            </w:r>
+          </w:p>
+        </w:tc>
+        <w:tc>
+          <w:tcPr>
+            <w:tcW w:type="dxa" w:w="7301"/>
+            <w:tcMar>
+              <w:top w:type="dxa" w:w="60"/>
+              <w:left w:type="dxa" w:w="100"/>
+              <w:bottom w:type="dxa" w:w="60"/>
+              <w:right w:type="dxa" w:w="100"/>
+            </w:tcMar>
+            <w:vAlign w:val="top"/>
+          </w:tcPr>
+          <w:p>
+            <w:r>
+              <w:rPr>
+                <w:sz w:val="18"/>
+                <w:szCs w:val="18"/>
+              </w:rPr>
+              <w:t xml:space="preserve">Zain (backend) and Shahmeer (frontend)</w:t>
+            </w:r>
+          </w:p>
+        </w:tc>
+      </w:tr>
+      <w:tr>
+        <w:tc>
+          <w:tcPr>
+            <w:tcW w:type="dxa" w:w="2059"/>
+            <w:shd w:fill="F2F6FA" w:color="auto" w:val="clear"/>
+            <w:tcMar>
+              <w:top w:type="dxa" w:w="60"/>
+              <w:left w:type="dxa" w:w="100"/>
+              <w:bottom w:type="dxa" w:w="60"/>
+              <w:right w:type="dxa" w:w="100"/>
+            </w:tcMar>
+            <w:vAlign w:val="top"/>
+          </w:tcPr>
+          <w:p>
+            <w:r>
+              <w:rPr>
+                <w:sz w:val="18"/>
+                <w:szCs w:val="18"/>
+              </w:rPr>
               <w:t xml:space="preserve">Rebuilt from</w:t>
             </w:r>
           </w:p>
@@ -255,6 +300,7 @@
         <w:tc>
           <w:tcPr>
             <w:tcW w:type="dxa" w:w="7301"/>
+            <w:shd w:fill="F2F6FA" w:color="auto" w:val="clear"/>
             <w:tcMar>
               <w:top w:type="dxa" w:w="60"/>
               <w:left w:type="dxa" w:w="100"/>
@@ -278,7 +324,6 @@
         <w:tc>
           <w:tcPr>
             <w:tcW w:type="dxa" w:w="2059"/>
-            <w:shd w:fill="F2F6FA" w:color="auto" w:val="clear"/>
             <w:tcMar>
               <w:top w:type="dxa" w:w="60"/>
               <w:left w:type="dxa" w:w="100"/>
@@ -300,22 +345,21 @@
         <w:tc>
           <w:tcPr>
             <w:tcW w:type="dxa" w:w="7301"/>
-            <w:shd w:fill="F2F6FA" w:color="auto" w:val="clear"/>
-            <w:tcMar>
-              <w:top w:type="dxa" w:w="60"/>
-              <w:left w:type="dxa" w:w="100"/>
-              <w:bottom w:type="dxa" w:w="60"/>
-              <w:right w:type="dxa" w:w="100"/>
-            </w:tcMar>
-            <w:vAlign w:val="top"/>
-          </w:tcPr>
-          <w:p>
-            <w:r>
-              <w:rPr>
-                <w:sz w:val="18"/>
-                <w:szCs w:val="18"/>
-              </w:rPr>
-              <w:t xml:space="preserve">Staff CRM · Tenant Administration · Platform Super Admin</w:t>
+            <w:tcMar>
+              <w:top w:type="dxa" w:w="60"/>
+              <w:left w:type="dxa" w:w="100"/>
+              <w:bottom w:type="dxa" w:w="60"/>
+              <w:right w:type="dxa" w:w="100"/>
+            </w:tcMar>
+            <w:vAlign w:val="top"/>
+          </w:tcPr>
+          <w:p>
+            <w:r>
+              <w:rPr>
+                <w:sz w:val="18"/>
+                <w:szCs w:val="18"/>
+              </w:rPr>
+              <w:t xml:space="preserve">Staff CRM and Administration from launch; the Platform Super Admin panel arrives with multi-tenancy in Phase 8</w:t>
             </w:r>
           </w:p>
         </w:tc>
@@ -324,6 +368,7 @@
         <w:tc>
           <w:tcPr>
             <w:tcW w:type="dxa" w:w="2059"/>
+            <w:shd w:fill="F2F6FA" w:color="auto" w:val="clear"/>
             <w:tcMar>
               <w:top w:type="dxa" w:w="60"/>
               <w:left w:type="dxa" w:w="100"/>
@@ -345,21 +390,22 @@
         <w:tc>
           <w:tcPr>
             <w:tcW w:type="dxa" w:w="7301"/>
-            <w:tcMar>
-              <w:top w:type="dxa" w:w="60"/>
-              <w:left w:type="dxa" w:w="100"/>
-              <w:bottom w:type="dxa" w:w="60"/>
-              <w:right w:type="dxa" w:w="100"/>
-            </w:tcMar>
-            <w:vAlign w:val="top"/>
-          </w:tcPr>
-          <w:p>
-            <w:r>
-              <w:rPr>
-                <w:sz w:val="18"/>
-                <w:szCs w:val="18"/>
-              </w:rPr>
-              <w:t xml:space="preserve">Version 1.0 — screen and functionality specification</w:t>
+            <w:shd w:fill="F2F6FA" w:color="auto" w:val="clear"/>
+            <w:tcMar>
+              <w:top w:type="dxa" w:w="60"/>
+              <w:left w:type="dxa" w:w="100"/>
+              <w:bottom w:type="dxa" w:w="60"/>
+              <w:right w:type="dxa" w:w="100"/>
+            </w:tcMar>
+            <w:vAlign w:val="top"/>
+          </w:tcPr>
+          <w:p>
+            <w:r>
+              <w:rPr>
+                <w:sz w:val="18"/>
+                <w:szCs w:val="18"/>
+              </w:rPr>
+              <w:t xml:space="preserve">Version 1.1 (revision 3) — screen and functionality specification</w:t>
             </w:r>
           </w:p>
         </w:tc>
@@ -368,7 +414,6 @@
         <w:tc>
           <w:tcPr>
             <w:tcW w:type="dxa" w:w="2059"/>
-            <w:shd w:fill="F2F6FA" w:color="auto" w:val="clear"/>
             <w:tcMar>
               <w:top w:type="dxa" w:w="60"/>
               <w:left w:type="dxa" w:w="100"/>
@@ -390,7 +435,6 @@
         <w:tc>
           <w:tcPr>
             <w:tcW w:type="dxa" w:w="7301"/>
-            <w:shd w:fill="F2F6FA" w:color="auto" w:val="clear"/>
             <w:tcMar>
               <w:top w:type="dxa" w:w="60"/>
               <w:left w:type="dxa" w:w="100"/>
@@ -565,7 +609,21 @@
           <w:sz w:val="20"/>
           <w:szCs w:val="20"/>
         </w:rPr>
-        <w:t xml:space="preserve">Each customer company reaches the CRM on its own subdomain and its data lives in its own database. The platform panel lives on the central domain.</w:t>
+        <w:t xml:space="preserve">The product contains three panels sharing one codebase. Two of them ship at launch; the third arrives with multi-tenancy in the final phase.</w:t>
+      </w:r>
+    </w:p>
+    <w:p>
+      <w:pPr>
+        <w:spacing w:after="120"/>
+      </w:pPr>
+      <w:r>
+        <w:rPr>
+          <w:i/>
+          <w:iCs/>
+          <w:sz w:val="20"/>
+          <w:szCs w:val="20"/>
+        </w:rPr>
+        <w:t xml:space="preserve">Until that conversion there is a single company on a single database, reached on one domain. From Phase 8 each company reaches the CRM on its own subdomain with its own database, and the platform panel lives on a central domain. Nothing in the screens below changes at that point — only how the application resolves which company the visitor belongs to.</w:t>
       </w:r>
     </w:p>
     <w:tbl>
@@ -709,7 +767,7 @@
                 <w:sz w:val="18"/>
                 <w:szCs w:val="18"/>
               </w:rPr>
-              <w:t xml:space="preserve">Staff CRM</w:t>
+              <w:t xml:space="preserve">Staff CRM  (from launch)</w:t>
             </w:r>
           </w:p>
         </w:tc>
@@ -730,7 +788,7 @@
                 <w:sz w:val="18"/>
                 <w:szCs w:val="18"/>
               </w:rPr>
-              <w:t xml:space="preserve">Regular Users and System Administrators of a customer company</w:t>
+              <w:t xml:space="preserve">Regular Users and System Administrators</w:t>
             </w:r>
           </w:p>
         </w:tc>
@@ -751,7 +809,7 @@
                 <w:sz w:val="18"/>
                 <w:szCs w:val="18"/>
               </w:rPr>
-              <w:t xml:space="preserve">company.crm.&lt;domain&gt;</w:t>
+              <w:t xml:space="preserve">One domain at launch; company subdomain after Phase 8</w:t>
             </w:r>
           </w:p>
         </w:tc>
@@ -796,7 +854,7 @@
                 <w:sz w:val="18"/>
                 <w:szCs w:val="18"/>
               </w:rPr>
-              <w:t xml:space="preserve">Tenant Administration</w:t>
+              <w:t xml:space="preserve">Administration  (from launch)</w:t>
             </w:r>
           </w:p>
         </w:tc>
@@ -818,7 +876,7 @@
                 <w:sz w:val="18"/>
                 <w:szCs w:val="18"/>
               </w:rPr>
-              <w:t xml:space="preserve">That company's System Administrator</w:t>
+              <w:t xml:space="preserve">The System Administrator</w:t>
             </w:r>
           </w:p>
         </w:tc>
@@ -840,7 +898,7 @@
                 <w:sz w:val="18"/>
                 <w:szCs w:val="18"/>
               </w:rPr>
-              <w:t xml:space="preserve">Same subdomain, /admin area</w:t>
+              <w:t xml:space="preserve">Same domain, /admin area</w:t>
             </w:r>
           </w:p>
         </w:tc>
@@ -885,7 +943,7 @@
                 <w:sz w:val="18"/>
                 <w:szCs w:val="18"/>
               </w:rPr>
-              <w:t xml:space="preserve">Platform Super Admin</w:t>
+              <w:t xml:space="preserve">Platform Super Admin  (Phase 8)</w:t>
             </w:r>
           </w:p>
         </w:tc>
@@ -906,7 +964,7 @@
                 <w:sz w:val="18"/>
                 <w:szCs w:val="18"/>
               </w:rPr>
-              <w:t xml:space="preserve">You (the platform owner)</w:t>
+              <w:t xml:space="preserve">The platform owner</w:t>
             </w:r>
           </w:p>
         </w:tc>
@@ -948,7 +1006,7 @@
                 <w:sz w:val="18"/>
                 <w:szCs w:val="18"/>
               </w:rPr>
-              <w:t xml:space="preserve">Create/suspend companies, govern Studio, approve schema changes, blueprints, plans, platform health</w:t>
+              <w:t xml:space="preserve">Create and suspend companies, govern Studio, approve schema changes, plans, platform health</w:t>
             </w:r>
           </w:p>
         </w:tc>
@@ -970,7 +1028,7 @@
           <w:sz w:val="20"/>
           <w:szCs w:val="20"/>
         </w:rPr>
-        <w:t xml:space="preserve">Because every company has its own database, one company can add fields or whole modules without affecting any other company — and a schema change can never leak across tenants.</w:t>
+        <w:t xml:space="preserve">Because each company will have its own database, a company can add fields without affecting any other company, and a schema change can never leak across companies. Before the conversion the same mechanism operates on the single database.</w:t>
       </w:r>
     </w:p>
     <w:p>
@@ -13079,7 +13137,21 @@
           <w:sz w:val="20"/>
           <w:szCs w:val="20"/>
         </w:rPr>
-        <w:t xml:space="preserve">Studio is the feature that lets each company shape the CRM to its own process. Everything a company changes here applies only to that company, takes effect immediately without a software release, and is recorded so it can be reviewed or undone.</w:t>
+        <w:t xml:space="preserve">Studio is the feature that lets each company shape the CRM to its own process. Everything changed here takes effect immediately without a software release, and is recorded so it can be reviewed or undone. After the multi-tenancy conversion, changes apply only to the company that made them.</w:t>
+      </w:r>
+    </w:p>
+    <w:p>
+      <w:pPr>
+        <w:spacing w:after="120"/>
+      </w:pPr>
+      <w:r>
+        <w:rPr>
+          <w:i/>
+          <w:iCs/>
+          <w:sz w:val="20"/>
+          <w:szCs w:val="20"/>
+        </w:rPr>
+        <w:t xml:space="preserve">Version 1 of Studio covers fields, dropdowns and layouts. The Relationship Manager and Module Builder described below are planned but deferred to a later release; the engine is built to accept them without rework.</w:t>
       </w:r>
     </w:p>
     <w:tbl>
@@ -16687,7 +16759,7 @@
                 <w:sz w:val="18"/>
                 <w:szCs w:val="18"/>
               </w:rPr>
-              <w:t xml:space="preserve">Tenant administration</w:t>
+              <w:t xml:space="preserve">Administration</w:t>
             </w:r>
           </w:p>
         </w:tc>
@@ -16709,7 +16781,7 @@
                 <w:sz w:val="18"/>
                 <w:szCs w:val="18"/>
               </w:rPr>
-              <w:t xml:space="preserve">38</w:t>
+              <w:t xml:space="preserve">32</w:t>
             </w:r>
           </w:p>
         </w:tc>
@@ -16731,7 +16803,7 @@
                 <w:sz w:val="18"/>
                 <w:szCs w:val="18"/>
               </w:rPr>
-              <w:t xml:space="preserve">Users, roles, Studio, settings, integrations, API, audit, import/export</w:t>
+              <w:t xml:space="preserve">Users, roles, Studio (fields, dropdowns, layouts, change history), settings, integrations, API, audit, export</w:t>
             </w:r>
           </w:p>
         </w:tc>
@@ -16754,7 +16826,7 @@
                 <w:sz w:val="18"/>
                 <w:szCs w:val="18"/>
               </w:rPr>
-              <w:t xml:space="preserve">Platform Super Admin</w:t>
+              <w:t xml:space="preserve">Platform Super Admin (Phase 8)</w:t>
             </w:r>
           </w:p>
         </w:tc>
@@ -16775,7 +16847,7 @@
                 <w:sz w:val="18"/>
                 <w:szCs w:val="18"/>
               </w:rPr>
-              <w:t xml:space="preserve">10</w:t>
+              <w:t xml:space="preserve">5</w:t>
             </w:r>
           </w:p>
         </w:tc>
@@ -16796,7 +16868,7 @@
                 <w:sz w:val="18"/>
                 <w:szCs w:val="18"/>
               </w:rPr>
-              <w:t xml:space="preserve">Companies, governance, queue, blueprints, health, support</w:t>
+              <w:t xml:space="preserve">Companies list and detail, create-company wizard, Studio governance, change-request queue</w:t>
             </w:r>
           </w:p>
         </w:tc>
@@ -16842,7 +16914,7 @@
                 <w:sz w:val="18"/>
                 <w:szCs w:val="18"/>
               </w:rPr>
-              <w:t xml:space="preserve">≈109</w:t>
+              <w:t xml:space="preserve">≈98</w:t>
             </w:r>
           </w:p>
         </w:tc>
@@ -16864,7 +16936,7 @@
                 <w:sz w:val="18"/>
                 <w:szCs w:val="18"/>
               </w:rPr>
-              <w:t xml:space="preserve">Plus one list/detail/form set automatically for every module a company creates in Studio</w:t>
+              <w:t xml:space="preserve">Version 1. Deferred screens (Module Builder, Relationship Manager, import wizard, webhooks, template editor, blueprints) add roughly a further 11</w:t>
             </w:r>
           </w:p>
         </w:tc>
@@ -16893,7 +16965,7 @@
           <w:sz w:val="20"/>
           <w:szCs w:val="20"/>
         </w:rPr>
-        <w:t xml:space="preserve">Everything described in sections 4 to 11 of this document.</w:t>
+        <w:t xml:space="preserve">Everything described in sections 4 to 11, with these exceptions, which are described above but deferred to a later release: the Studio Relationship Manager and Module Builder; outbound webhooks and their delivery log; native WhatsApp, LinkedIn, TikTok and Google connectors (all handled in version 1 by the generic signed ingest endpoint); the import wizard; the email template editor and inbound mail intake; and blueprints. The Platform Super Admin panel ships with the multi-tenancy conversion in the final phase.</w:t>
       </w:r>
     </w:p>
     <w:p>
@@ -16970,7 +17042,24 @@
           <w:sz w:val="20"/>
           <w:szCs w:val="20"/>
         </w:rPr>
-        <w:t xml:space="preserve">Field-level permissions (the source system does not use them today; the model allows for them).</w:t>
+        <w:t xml:space="preserve">Field-level permissions and the Group access level (the source system uses neither today; the model allows for both).</w:t>
+      </w:r>
+    </w:p>
+    <w:p>
+      <w:pPr>
+        <w:pStyle w:val="ListParagraph"/>
+        <w:numPr>
+          <w:ilvl w:val="0"/>
+          <w:numId w:val="2"/>
+        </w:numPr>
+        <w:spacing w:after="60"/>
+      </w:pPr>
+      <w:r>
+        <w:rPr>
+          <w:sz w:val="20"/>
+          <w:szCs w:val="20"/>
+        </w:rPr>
+        <w:t xml:space="preserve">A drag-and-drop layout canvas; version 1 lets an administrator choose which fields appear, in what order, and in which panel.</w:t>
       </w:r>
     </w:p>
     <w:p>
